--- a/manuscript/pypop_paper_HumanMutation_SUBMIT_FINAL.docx
+++ b/manuscript/pypop_paper_HumanMutation_SUBMIT_FINAL.docx
@@ -58,7 +58,7 @@
           <w:i w:val="0"/>
           <w:sz w:val="24"/>
         </w:rPr>
-        <w:t xml:space="preserve"> Independent Researcher; Ronin Institute for Independent Scholarship 2.0 (application submitted; decision pending)</w:t>
+        <w:t xml:space="preserve"> Independent Researcher; Ronin Institute for Independent Scholarship 2.0</w:t>
       </w:r>
     </w:p>
     <w:p>
